--- a/courts/first-circuit/puerto-rico/state/supreme-court/petition-for-rehearing/usage/OUTPUT-petition-for-rehearing.docx
+++ b/courts/first-circuit/puerto-rico/state/supreme-court/petition-for-rehearing/usage/OUTPUT-petition-for-rehearing.docx
@@ -258,11 +258,7 @@
               <w:t xml:space="preserve"> </w:t>
             </w:r>
             <w:r>
-              <w:t xml:space="preserve">MC</w:t>
-              <w:noBreakHyphen/>
-              <w:t xml:space="preserve">2021</w:t>
-              <w:noBreakHyphen/>
-              <w:t xml:space="preserve">59</w:t>
+              <w:t xml:space="preserve">MC-⁠2021-⁠59</w:t>
             </w:r>
           </w:p>
           <w:p>
@@ -742,9 +738,7 @@
               <w:t xml:space="preserve"> </w:t>
             </w:r>
             <w:r>
-              <w:t xml:space="preserve">00919</w:t>
-              <w:noBreakHyphen/>
-              <w:t xml:space="preserve">1232</w:t>
+              <w:t xml:space="preserve">00919-⁠1232</w:t>
             </w:r>
           </w:p>
           <w:p>
@@ -766,9 +760,7 @@
               <w:t xml:space="preserve"> </w:t>
             </w:r>
             <w:r>
-              <w:t xml:space="preserve">929</w:t>
-              <w:noBreakHyphen/>
-              <w:t xml:space="preserve">1610</w:t>
+              <w:t xml:space="preserve">929-⁠1610</w:t>
             </w:r>
           </w:p>
           <w:p>
@@ -888,19 +880,7 @@
         <w:tab/>
       </w:r>
       <w:r>
-        <w:t xml:space="preserve">Puerto Rico reclama acción, que las agencias del orden público respondan y actúen oportunamente, con la premura pero con la sensibilidad que el estado de emergencia en que vivimos demanda. El Estado de Emergencia decretado mediante la Orden Ejecutiva OE</w:t>
-      </w:r>
-      <w:r>
-        <w:noBreakHyphen/>
-      </w:r>
-      <w:r>
-        <w:t xml:space="preserve">2021</w:t>
-      </w:r>
-      <w:r>
-        <w:noBreakHyphen/>
-      </w:r>
-      <w:r>
-        <w:t xml:space="preserve">013 desde el 25 de enero de 2021 por el Poder Ejecutivo, creó el Comité Contra la Violencia de Género PARE; que parafraseando como bien ha dicho una de sus más respetadas integrantes, no cuenta con varitas mágicas ni soluciones sencillas, pero sí con estrategias que funcionan, y que poco a poco van rindiendo frutos.</w:t>
+        <w:t xml:space="preserve">Puerto Rico reclama acción, que las agencias del orden público respondan y actúen oportunamente, con la premura pero con la sensibilidad que el estado de emergencia en que vivimos demanda. El Estado de Emergencia decretado mediante la Orden Ejecutiva OE-⁠2021-⁠013 desde el 25 de enero de 2021 por el Poder Ejecutivo, creó el Comité Contra la Violencia de Género PARE; que parafraseando como bien ha dicho una de sus más respetadas integrantes, no cuenta con varitas mágicas ni soluciones sencillas, pero sí con estrategias que funcionan, y que poco a poco van rindiendo frutos.</w:t>
       </w:r>
     </w:p>
     <w:p>
@@ -1068,13 +1048,7 @@
         <w:tab/>
       </w:r>
       <w:r>
-        <w:t xml:space="preserve">La Resolución de la cual solicitamos por este medio reconsideración, está cimentada en una alegada garantía de confidencialidad que le concede el Artículo 5.005 de la Ley de la Judicatura de Puerto Rico de 2003, según enmendada, Ley Núm. 201</w:t>
-      </w:r>
-      <w:r>
-        <w:noBreakHyphen/>
-      </w:r>
-      <w:r>
-        <w:t xml:space="preserve">2003, 4 LPRA sec. 25e, que ordena la creación de salas especializadas “para atender con acceso controlado al público los casos de violencia doméstica en todas las regiones judiciales”.</w:t>
+        <w:t xml:space="preserve">La Resolución de la cual solicitamos por este medio reconsideración, está cimentada en una alegada garantía de confidencialidad que le concede el Artículo 5.005 de la Ley de la Judicatura de Puerto Rico de 2003, según enmendada, Ley Núm. 201-⁠2003, 4 LPRA sec. 25e, que ordena la creación de salas especializadas “para atender con acceso controlado al público los casos de violencia doméstica en todas las regiones judiciales”.</w:t>
       </w:r>
     </w:p>
     <w:p>
@@ -1088,13 +1062,7 @@
         <w:tab/>
       </w:r>
       <w:r>
-        <w:t xml:space="preserve">La creación de dichas salas especializadas responde a una enmienda introducida a la Ley de la Judicatura, supra, mediante la Ley Núm. 30</w:t>
-      </w:r>
-      <w:r>
-        <w:noBreakHyphen/>
-      </w:r>
-      <w:r>
-        <w:t xml:space="preserve">2011 que enmienda el referido Art. 5.005, supra, y adopta formalmente en Puerto Rico un Proyecto Piloto a esos efectos que ya conducía la Rama Judicial.</w:t>
+        <w:t xml:space="preserve">La creación de dichas salas especializadas responde a una enmienda introducida a la Ley de la Judicatura, supra, mediante la Ley Núm. 30-⁠2011 que enmienda el referido Art. 5.005, supra, y adopta formalmente en Puerto Rico un Proyecto Piloto a esos efectos que ya conducía la Rama Judicial.</w:t>
       </w:r>
     </w:p>
     <w:p>
@@ -1170,13 +1138,7 @@
         <w:tab/>
       </w:r>
       <w:r>
-        <w:t xml:space="preserve">No existe ni tan siquiera una sola mención en toda la Ley 30</w:t>
-      </w:r>
-      <w:r>
-        <w:noBreakHyphen/>
-      </w:r>
-      <w:r>
-        <w:t xml:space="preserve">2011, su exposición de motivos, o los informes legislativos aprobados por la Cámara de Representantes o el Senado de Puerto Rico durante su consideración, de la palabra confidencialidad.</w:t>
+        <w:t xml:space="preserve">No existe ni tan siquiera una sola mención en toda la Ley 30-⁠2011, su exposición de motivos, o los informes legislativos aprobados por la Cámara de Representantes o el Senado de Puerto Rico durante su consideración, de la palabra confidencialidad.</w:t>
       </w:r>
     </w:p>
     <w:p>
@@ -1410,13 +1372,7 @@
         <w:pStyle w:val="BodyText"/>
       </w:pPr>
       <w:r>
-        <w:t xml:space="preserve">b. La Ley para la Prevención e Intervención con la Violencia Doméstica, Ley 54</w:t>
-      </w:r>
-      <w:r>
-        <w:noBreakHyphen/>
-      </w:r>
-      <w:r>
-        <w:t xml:space="preserve">1989, según enmendada, nos recuerda en su exposición de motivos que, en última instancia, lo que busca es el “desarrollo del sentimiento de autoestima y auto-afirmación en las personas que se encuentren ante situaciones de maltrato”. No busca que se avergüencen de buscar ayuda y relatar lo que les ha pasado, es sacar del clóset al criminal y dar publicidad a lo ocurrido.</w:t>
+        <w:t xml:space="preserve">b. La Ley para la Prevención e Intervención con la Violencia Doméstica, Ley 54-⁠1989, según enmendada, nos recuerda en su exposición de motivos que, en última instancia, lo que busca es el “desarrollo del sentimiento de autoestima y auto-afirmación en las personas que se encuentren ante situaciones de maltrato”. No busca que se avergüencen de buscar ayuda y relatar lo que les ha pasado, es sacar del clóset al criminal y dar publicidad a lo ocurrido.</w:t>
       </w:r>
     </w:p>
     <w:p>
@@ -1696,9 +1652,7 @@
               <w:t xml:space="preserve"> </w:t>
             </w:r>
             <w:r>
-              <w:t xml:space="preserve">00914</w:t>
-              <w:noBreakHyphen/>
-              <w:t xml:space="preserve">0323</w:t>
+              <w:t xml:space="preserve">00914-⁠0323</w:t>
             </w:r>
           </w:p>
           <w:p>
@@ -1720,9 +1674,7 @@
               <w:t xml:space="preserve"> </w:t>
             </w:r>
             <w:r>
-              <w:t xml:space="preserve">644</w:t>
-              <w:noBreakHyphen/>
-              <w:t xml:space="preserve">9622</w:t>
+              <w:t xml:space="preserve">644-⁠9622</w:t>
             </w:r>
           </w:p>
           <w:p>
@@ -1897,9 +1849,7 @@
               <w:t xml:space="preserve"> </w:t>
             </w:r>
             <w:r>
-              <w:t xml:space="preserve">00919</w:t>
-              <w:noBreakHyphen/>
-              <w:t xml:space="preserve">1232</w:t>
+              <w:t xml:space="preserve">00919-⁠1232</w:t>
             </w:r>
           </w:p>
           <w:p>
@@ -1921,9 +1871,7 @@
               <w:t xml:space="preserve"> </w:t>
             </w:r>
             <w:r>
-              <w:t xml:space="preserve">929</w:t>
-              <w:noBreakHyphen/>
-              <w:t xml:space="preserve">1610</w:t>
+              <w:t xml:space="preserve">929-⁠1610</w:t>
             </w:r>
           </w:p>
           <w:p>
@@ -2098,13 +2046,7 @@
         <w:t xml:space="preserve"> </w:t>
       </w:r>
       <w:r>
-        <w:t xml:space="preserve">Angueira, Katherine, “To Make the Personal Political: The Use of Testimony as a Consciousness-Raising Tool Against Sexual Aggression in Puerto Rico”, Oral History Review 16/2 (Fall, 1988): 65</w:t>
-      </w:r>
-      <w:r>
-        <w:noBreakHyphen/>
-      </w:r>
-      <w:r>
-        <w:t xml:space="preserve">93.</w:t>
+        <w:t xml:space="preserve">Angueira, Katherine, “To Make the Personal Political: The Use of Testimony as a Consciousness-Raising Tool Against Sexual Aggression in Puerto Rico”, Oral History Review 16/2 (Fall, 1988): 65-⁠93.</w:t>
       </w:r>
     </w:p>
   </w:footnote>
@@ -2847,7 +2789,7 @@
     <w:qFormat/>
     <w:pPr>
       <w:keepLines/>
-      <w:spacing w:before="0" w:after="138" w:line="276" w:lineRule="exact"/>
+      <w:spacing w:before="44" w:after="138" w:line="276" w:lineRule="exact"/>
     </w:pPr>
     <w:rPr>
       <w:sz w:val="24"/>
